--- a/07_Portfolio_Documents/UFCEP4-0-3_04_Agile_Delivery_Record.docx
+++ b/07_Portfolio_Documents/UFCEP4-0-3_04_Agile_Delivery_Record.docx
@@ -1058,7 +1058,7 @@
                 <w:sz w:val="21"/>
                 <w:szCs w:val="21"/>
               </w:rPr>
-              <w:t xml:space="preserve">SD: 16 actors, 37 typed dependencies. SR: 7 actors, 61 elements, 9 boundary dependencies; SD/SR consistency table co-signed</w:t>
+              <w:t>SD: 16 actors, 40 typed dependencies. SR: 7 actors, 61 elements, 9 boundary dependencies; SD/SR consistency table co-signed</w:t>
             </w:r>
           </w:p>
         </w:tc>
@@ -2809,7 +2809,7 @@
                 <w:sz w:val="21"/>
                 <w:szCs w:val="21"/>
               </w:rPr>
-              <w:t xml:space="preserve"> SD v1.0 (16 actors, 37 dependencies); </w:t>
+              <w:t xml:space="preserve"> SD v1.0 (16 actors, 40 dependencies); </w:t>
             </w:r>
             <w:r>
               <w:rPr>

--- a/07_Portfolio_Documents/UFCEP4-0-3_04_Agile_Delivery_Record.docx
+++ b/07_Portfolio_Documents/UFCEP4-0-3_04_Agile_Delivery_Record.docx
@@ -1840,7 +1840,7 @@
         <w:t xml:space="preserve">Increment presented (`v1.0`).</w:t>
       </w:r>
       <w:r>
-        <w:t xml:space="preserve"> The integrated strategic model family; the merged operational model; 68 Camunda Forms; the expanded i* SD and SR models; the alignment evaluation with 44 traced requirements; the acceptance evaluation with 18 executed cases; the deployment and execution evidence.</w:t>
+        <w:t xml:space="preserve"> The integrated strategic model family; the merged operational model; 69 Camunda Forms; the expanded i* SD and SR models; the alignment evaluation with 44 traced requirements; the acceptance evaluation with 18 executed cases; the deployment and execution evidence.</w:t>
       </w:r>
     </w:p>
     <w:p>

--- a/07_Portfolio_Documents/UFCEP4-0-3_04_Agile_Delivery_Record.docx
+++ b/07_Portfolio_Documents/UFCEP4-0-3_04_Agile_Delivery_Record.docx
@@ -143,7 +143,7 @@
                 <w:sz w:val="21"/>
                 <w:szCs w:val="21"/>
               </w:rPr>
-              <w:t xml:space="preserve">13–19 October 2026</w:t>
+              <w:t xml:space="preserve">5–19 October 2026</w:t>
             </w:r>
           </w:p>
         </w:tc>
@@ -1840,7 +1840,7 @@
         <w:t xml:space="preserve">Increment presented (`v1.0`).</w:t>
       </w:r>
       <w:r>
-        <w:t xml:space="preserve"> The integrated strategic model family; the merged operational model; 69 Camunda Forms; the expanded i* SD and SR models; the alignment evaluation with 44 traced requirements; the acceptance evaluation with 18 executed cases; the deployment and execution evidence.</w:t>
+        <w:t xml:space="preserve"> The integrated strategic model family; the merged operational model; 68 Camunda Forms; the expanded i* SD and SR models; the alignment evaluation with 44 traced requirements; the acceptance evaluation with 18 executed cases; the deployment and execution evidence.</w:t>
       </w:r>
     </w:p>
     <w:p>
